--- a/treasury-platform/docs/38-REVIEW-V4-STUDY.docx
+++ b/treasury-platform/docs/38-REVIEW-V4-STUDY.docx
@@ -694,6 +694,27 @@
             <w:rtl/>
           </w:rPr>
           <w:t xml:space="preserve">10. الدرجة</w:t>
+        </w:r>
+      </w:hyperlink>
+    </w:p>
+    <w:p>
+      <w:pPr>
+        <w:bidi/>
+        <w:spacing w:after="50" w:before="0"/>
+        <w:ind w:left="0"/>
+      </w:pPr>
+      <w:hyperlink w:history="1" w:anchor="_sec13">
+        <w:r>
+          <w:rPr>
+            <w:rFonts w:ascii="Arial" w:cs="Arial" w:eastAsia="Arial" w:hAnsi="Arial"/>
+            <w:b/>
+            <w:bCs/>
+            <w:color w:val="1F3A5F"/>
+            <w:sz w:val="20"/>
+            <w:szCs w:val="20"/>
+            <w:rtl/>
+          </w:rPr>
+          <w:t xml:space="preserve">11. ما بُني بعد الدراسة (قرار المالك 35، ADR 0030)</w:t>
         </w:r>
       </w:hyperlink>
     </w:p>
@@ -8474,6 +8495,1005 @@
           <w:rtl/>
         </w:rPr>
         <w:t xml:space="preserve">لا نعيد ترجيح أوزان المراجع. ونقرّ بأن بُعد الأمن قائم على تصميم لم يُنفَّذ في جزئه التشفيري (§4.1). وأن بُعد دورات العمل لا يستحق زيادة التصديق (§4.3). وأن البنود 1 و3 و4 تعالج ملاحظات صحيحة في بُعدَي التدقيق والحوكمة. والطريق إلى العتبة المؤسسية (75) لا يمر بقاعدة البيانات، التي بلغت 94، بل بالبنود P0-1 إلى P0-3.</w:t>
+      </w:r>
+    </w:p>
+    <w:p>
+      <w:pPr>
+        <w:pStyle w:val="Heading1"/>
+        <w:bidi/>
+      </w:pPr>
+      <w:bookmarkStart w:name="_sec13" w:id="13"/>
+      <w:r>
+        <w:rPr>
+          <w:rFonts w:ascii="Arial" w:cs="Arial" w:eastAsia="Arial" w:hAnsi="Arial"/>
+          <w:b/>
+          <w:bCs/>
+          <w:color w:val="1F3A5F"/>
+          <w:sz w:val="32"/>
+          <w:szCs w:val="32"/>
+          <w:rtl/>
+        </w:rPr>
+        <w:t xml:space="preserve">11. ما بُني بعد الدراسة (قرار المالك 35، ADR 0030)</w:t>
+      </w:r>
+      <w:bookmarkEnd w:id="13"/>
+    </w:p>
+    <w:p>
+      <w:pPr>
+        <w:bidi/>
+        <w:spacing w:after="110" w:before="0" w:line="312"/>
+      </w:pPr>
+      <w:r>
+        <w:rPr>
+          <w:rFonts w:ascii="Arial" w:cs="Arial" w:eastAsia="Arial" w:hAnsi="Arial"/>
+          <w:b w:val="false"/>
+          <w:bCs w:val="false"/>
+          <w:sz w:val="21"/>
+          <w:szCs w:val="21"/>
+          <w:rtl/>
+        </w:rPr>
+        <w:t xml:space="preserve">اعتمد المالك البنود 1 و3 و4 و5، والقرارات D1 وD4 وD5:</w:t>
+      </w:r>
+    </w:p>
+    <w:tbl>
+      <w:tblPr>
+        <w:bidiVisual/>
+        <w:tblW w:type="dxa" w:w="9864"/>
+        <w:tblBorders>
+          <w:top w:val="single" w:color="auto" w:sz="4"/>
+          <w:left w:val="single" w:color="auto" w:sz="4"/>
+          <w:bottom w:val="single" w:color="auto" w:sz="4"/>
+          <w:right w:val="single" w:color="auto" w:sz="4"/>
+          <w:insideH w:val="single" w:color="auto" w:sz="4"/>
+          <w:insideV w:val="single" w:color="auto" w:sz="4"/>
+        </w:tblBorders>
+      </w:tblPr>
+      <w:tblGrid>
+        <w:gridCol w:w="1370"/>
+        <w:gridCol w:w="6302"/>
+        <w:gridCol w:w="2192"/>
+      </w:tblGrid>
+      <w:tr>
+        <w:trPr>
+          <w:cantSplit/>
+          <w:tblHeader/>
+        </w:trPr>
+        <w:tc>
+          <w:tcPr>
+            <w:tcW w:type="dxa" w:w="1370"/>
+            <w:tcBorders>
+              <w:top w:val="single" w:color="BFC9D6" w:sz="4"/>
+              <w:left w:val="single" w:color="BFC9D6" w:sz="4"/>
+              <w:bottom w:val="single" w:color="BFC9D6" w:sz="4"/>
+              <w:right w:val="single" w:color="BFC9D6" w:sz="4"/>
+            </w:tcBorders>
+            <w:shd w:fill="1F3A5F" w:color="auto" w:val="clear"/>
+            <w:tcMar>
+              <w:top w:type="dxa" w:w="50"/>
+              <w:left w:type="dxa" w:w="90"/>
+              <w:bottom w:type="dxa" w:w="50"/>
+              <w:right w:type="dxa" w:w="90"/>
+            </w:tcMar>
+            <w:vAlign w:val="center"/>
+          </w:tcPr>
+          <w:p>
+            <w:pPr>
+              <w:keepNext w:val="false"/>
+              <w:bidi/>
+              <w:spacing w:after="30" w:before="30" w:line="264"/>
+            </w:pPr>
+            <w:r>
+              <w:rPr>
+                <w:rFonts w:ascii="Arial" w:cs="Arial" w:eastAsia="Arial" w:hAnsi="Arial"/>
+                <w:b/>
+                <w:bCs/>
+                <w:color w:val="FFFFFF"/>
+                <w:sz w:val="18"/>
+                <w:szCs w:val="18"/>
+                <w:rtl/>
+              </w:rPr>
+              <w:t xml:space="preserve">البند</w:t>
+            </w:r>
+          </w:p>
+        </w:tc>
+        <w:tc>
+          <w:tcPr>
+            <w:tcW w:type="dxa" w:w="6302"/>
+            <w:tcBorders>
+              <w:top w:val="single" w:color="BFC9D6" w:sz="4"/>
+              <w:left w:val="single" w:color="BFC9D6" w:sz="4"/>
+              <w:bottom w:val="single" w:color="BFC9D6" w:sz="4"/>
+              <w:right w:val="single" w:color="BFC9D6" w:sz="4"/>
+            </w:tcBorders>
+            <w:shd w:fill="1F3A5F" w:color="auto" w:val="clear"/>
+            <w:tcMar>
+              <w:top w:type="dxa" w:w="50"/>
+              <w:left w:type="dxa" w:w="90"/>
+              <w:bottom w:type="dxa" w:w="50"/>
+              <w:right w:type="dxa" w:w="90"/>
+            </w:tcMar>
+            <w:vAlign w:val="center"/>
+          </w:tcPr>
+          <w:p>
+            <w:pPr>
+              <w:keepNext w:val="false"/>
+              <w:bidi/>
+              <w:spacing w:after="30" w:before="30" w:line="264"/>
+            </w:pPr>
+            <w:r>
+              <w:rPr>
+                <w:rFonts w:ascii="Arial" w:cs="Arial" w:eastAsia="Arial" w:hAnsi="Arial"/>
+                <w:b/>
+                <w:bCs/>
+                <w:color w:val="FFFFFF"/>
+                <w:sz w:val="18"/>
+                <w:szCs w:val="18"/>
+                <w:rtl/>
+              </w:rPr>
+              <w:t xml:space="preserve">ما بُني</w:t>
+            </w:r>
+          </w:p>
+        </w:tc>
+        <w:tc>
+          <w:tcPr>
+            <w:tcW w:type="dxa" w:w="2192"/>
+            <w:tcBorders>
+              <w:top w:val="single" w:color="BFC9D6" w:sz="4"/>
+              <w:left w:val="single" w:color="BFC9D6" w:sz="4"/>
+              <w:bottom w:val="single" w:color="BFC9D6" w:sz="4"/>
+              <w:right w:val="single" w:color="BFC9D6" w:sz="4"/>
+            </w:tcBorders>
+            <w:shd w:fill="1F3A5F" w:color="auto" w:val="clear"/>
+            <w:tcMar>
+              <w:top w:type="dxa" w:w="50"/>
+              <w:left w:type="dxa" w:w="90"/>
+              <w:bottom w:type="dxa" w:w="50"/>
+              <w:right w:type="dxa" w:w="90"/>
+            </w:tcMar>
+            <w:vAlign w:val="center"/>
+          </w:tcPr>
+          <w:p>
+            <w:pPr>
+              <w:keepNext w:val="false"/>
+              <w:bidi/>
+              <w:spacing w:after="30" w:before="30" w:line="264"/>
+            </w:pPr>
+            <w:r>
+              <w:rPr>
+                <w:rFonts w:ascii="Arial" w:cs="Arial" w:eastAsia="Arial" w:hAnsi="Arial"/>
+                <w:b/>
+                <w:bCs/>
+                <w:color w:val="FFFFFF"/>
+                <w:sz w:val="18"/>
+                <w:szCs w:val="18"/>
+                <w:rtl/>
+              </w:rPr>
+              <w:t xml:space="preserve">الاختبار</w:t>
+            </w:r>
+          </w:p>
+        </w:tc>
+      </w:tr>
+      <w:tr>
+        <w:trPr>
+          <w:cantSplit/>
+        </w:trPr>
+        <w:tc>
+          <w:tcPr>
+            <w:tcW w:type="dxa" w:w="1370"/>
+            <w:tcBorders>
+              <w:top w:val="single" w:color="BFC9D6" w:sz="4"/>
+              <w:left w:val="single" w:color="BFC9D6" w:sz="4"/>
+              <w:bottom w:val="single" w:color="BFC9D6" w:sz="4"/>
+              <w:right w:val="single" w:color="BFC9D6" w:sz="4"/>
+            </w:tcBorders>
+            <w:tcMar>
+              <w:top w:type="dxa" w:w="50"/>
+              <w:left w:type="dxa" w:w="90"/>
+              <w:bottom w:type="dxa" w:w="50"/>
+              <w:right w:type="dxa" w:w="90"/>
+            </w:tcMar>
+            <w:vAlign w:val="top"/>
+          </w:tcPr>
+          <w:p>
+            <w:pPr>
+              <w:keepNext w:val="false"/>
+              <w:bidi/>
+              <w:spacing w:after="30" w:before="30" w:line="264"/>
+            </w:pPr>
+            <w:r>
+              <w:rPr>
+                <w:rFonts w:ascii="Arial" w:cs="Arial" w:eastAsia="Arial" w:hAnsi="Arial"/>
+                <w:b w:val="false"/>
+                <w:bCs w:val="false"/>
+                <w:sz w:val="18"/>
+                <w:szCs w:val="18"/>
+                <w:rtl/>
+              </w:rPr>
+              <w:t xml:space="preserve">1</w:t>
+            </w:r>
+          </w:p>
+        </w:tc>
+        <w:tc>
+          <w:tcPr>
+            <w:tcW w:type="dxa" w:w="6302"/>
+            <w:tcBorders>
+              <w:top w:val="single" w:color="BFC9D6" w:sz="4"/>
+              <w:left w:val="single" w:color="BFC9D6" w:sz="4"/>
+              <w:bottom w:val="single" w:color="BFC9D6" w:sz="4"/>
+              <w:right w:val="single" w:color="BFC9D6" w:sz="4"/>
+            </w:tcBorders>
+            <w:tcMar>
+              <w:top w:type="dxa" w:w="50"/>
+              <w:left w:type="dxa" w:w="90"/>
+              <w:bottom w:type="dxa" w:w="50"/>
+              <w:right w:type="dxa" w:w="90"/>
+            </w:tcMar>
+            <w:vAlign w:val="top"/>
+          </w:tcPr>
+          <w:p>
+            <w:pPr>
+              <w:keepNext w:val="false"/>
+              <w:bidi/>
+              <w:spacing w:after="30" w:before="30" w:line="264"/>
+            </w:pPr>
+            <w:r>
+              <w:rPr>
+                <w:rFonts w:ascii="Arial" w:cs="Arial" w:eastAsia="Arial" w:hAnsi="Arial"/>
+                <w:b w:val="false"/>
+                <w:bCs w:val="false"/>
+                <w:sz w:val="18"/>
+                <w:szCs w:val="18"/>
+                <w:rtl/>
+              </w:rPr>
+              <w:t xml:space="preserve">تجميد الأرصدة الشهرية والمبالغ المحوَّلة المؤكدة، وإعادة فتحها بسبب بيد غير المُدخِل مع عدّاد وحدث تدقيق؛ والأرصدة صار لها مُدخِل ومؤكِّد</w:t>
+            </w:r>
+          </w:p>
+        </w:tc>
+        <w:tc>
+          <w:tcPr>
+            <w:tcW w:type="dxa" w:w="2192"/>
+            <w:tcBorders>
+              <w:top w:val="single" w:color="BFC9D6" w:sz="4"/>
+              <w:left w:val="single" w:color="BFC9D6" w:sz="4"/>
+              <w:bottom w:val="single" w:color="BFC9D6" w:sz="4"/>
+              <w:right w:val="single" w:color="BFC9D6" w:sz="4"/>
+            </w:tcBorders>
+            <w:tcMar>
+              <w:top w:type="dxa" w:w="50"/>
+              <w:left w:type="dxa" w:w="90"/>
+              <w:bottom w:type="dxa" w:w="50"/>
+              <w:right w:type="dxa" w:w="90"/>
+            </w:tcMar>
+            <w:vAlign w:val="top"/>
+          </w:tcPr>
+          <w:p>
+            <w:pPr>
+              <w:keepNext w:val="false"/>
+              <w:bidi/>
+              <w:spacing w:after="30" w:before="30" w:line="264"/>
+            </w:pPr>
+            <w:r>
+              <w:rPr>
+                <w:rFonts w:ascii="Arial" w:cs="Arial" w:eastAsia="Arial" w:hAnsi="Arial"/>
+                <w:b w:val="false"/>
+                <w:bCs w:val="false"/>
+                <w:sz w:val="18"/>
+                <w:szCs w:val="18"/>
+                <w:rtl/>
+              </w:rPr>
+              <w:t xml:space="preserve">CA27</w:t>
+            </w:r>
+          </w:p>
+        </w:tc>
+      </w:tr>
+      <w:tr>
+        <w:trPr>
+          <w:cantSplit/>
+        </w:trPr>
+        <w:tc>
+          <w:tcPr>
+            <w:tcW w:type="dxa" w:w="1370"/>
+            <w:tcBorders>
+              <w:top w:val="single" w:color="BFC9D6" w:sz="4"/>
+              <w:left w:val="single" w:color="BFC9D6" w:sz="4"/>
+              <w:bottom w:val="single" w:color="BFC9D6" w:sz="4"/>
+              <w:right w:val="single" w:color="BFC9D6" w:sz="4"/>
+            </w:tcBorders>
+            <w:shd w:fill="F5F8FC" w:color="auto" w:val="clear"/>
+            <w:tcMar>
+              <w:top w:type="dxa" w:w="50"/>
+              <w:left w:type="dxa" w:w="90"/>
+              <w:bottom w:type="dxa" w:w="50"/>
+              <w:right w:type="dxa" w:w="90"/>
+            </w:tcMar>
+            <w:vAlign w:val="top"/>
+          </w:tcPr>
+          <w:p>
+            <w:pPr>
+              <w:keepNext w:val="false"/>
+              <w:bidi/>
+              <w:spacing w:after="30" w:before="30" w:line="264"/>
+            </w:pPr>
+            <w:r>
+              <w:rPr>
+                <w:rFonts w:ascii="Arial" w:cs="Arial" w:eastAsia="Arial" w:hAnsi="Arial"/>
+                <w:b w:val="false"/>
+                <w:bCs w:val="false"/>
+                <w:sz w:val="18"/>
+                <w:szCs w:val="18"/>
+                <w:rtl/>
+              </w:rPr>
+              <w:t xml:space="preserve">3</w:t>
+            </w:r>
+          </w:p>
+        </w:tc>
+        <w:tc>
+          <w:tcPr>
+            <w:tcW w:type="dxa" w:w="6302"/>
+            <w:tcBorders>
+              <w:top w:val="single" w:color="BFC9D6" w:sz="4"/>
+              <w:left w:val="single" w:color="BFC9D6" w:sz="4"/>
+              <w:bottom w:val="single" w:color="BFC9D6" w:sz="4"/>
+              <w:right w:val="single" w:color="BFC9D6" w:sz="4"/>
+            </w:tcBorders>
+            <w:shd w:fill="F5F8FC" w:color="auto" w:val="clear"/>
+            <w:tcMar>
+              <w:top w:type="dxa" w:w="50"/>
+              <w:left w:type="dxa" w:w="90"/>
+              <w:bottom w:type="dxa" w:w="50"/>
+              <w:right w:type="dxa" w:w="90"/>
+            </w:tcMar>
+            <w:vAlign w:val="top"/>
+          </w:tcPr>
+          <w:p>
+            <w:pPr>
+              <w:keepNext w:val="false"/>
+              <w:bidi/>
+              <w:spacing w:after="30" w:before="30" w:line="264"/>
+            </w:pPr>
+            <w:r>
+              <w:rPr>
+                <w:rFonts w:ascii="Arial" w:cs="Arial" w:eastAsia="Arial" w:hAnsi="Arial"/>
+                <w:b w:val="false"/>
+                <w:bCs w:val="false"/>
+                <w:sz w:val="18"/>
+                <w:szCs w:val="18"/>
+                <w:rtl/>
+              </w:rPr>
+              <w:t xml:space="preserve">حزمة أدلة التقييم المصدَّق ببصمة SHA-256 وغرض مكتوب وسجل وحدث تدقيق</w:t>
+            </w:r>
+          </w:p>
+        </w:tc>
+        <w:tc>
+          <w:tcPr>
+            <w:tcW w:type="dxa" w:w="2192"/>
+            <w:tcBorders>
+              <w:top w:val="single" w:color="BFC9D6" w:sz="4"/>
+              <w:left w:val="single" w:color="BFC9D6" w:sz="4"/>
+              <w:bottom w:val="single" w:color="BFC9D6" w:sz="4"/>
+              <w:right w:val="single" w:color="BFC9D6" w:sz="4"/>
+            </w:tcBorders>
+            <w:shd w:fill="F5F8FC" w:color="auto" w:val="clear"/>
+            <w:tcMar>
+              <w:top w:type="dxa" w:w="50"/>
+              <w:left w:type="dxa" w:w="90"/>
+              <w:bottom w:type="dxa" w:w="50"/>
+              <w:right w:type="dxa" w:w="90"/>
+            </w:tcMar>
+            <w:vAlign w:val="top"/>
+          </w:tcPr>
+          <w:p>
+            <w:pPr>
+              <w:keepNext w:val="false"/>
+              <w:bidi/>
+              <w:spacing w:after="30" w:before="30" w:line="264"/>
+            </w:pPr>
+            <w:r>
+              <w:rPr>
+                <w:rFonts w:ascii="Arial" w:cs="Arial" w:eastAsia="Arial" w:hAnsi="Arial"/>
+                <w:b w:val="false"/>
+                <w:bCs w:val="false"/>
+                <w:sz w:val="18"/>
+                <w:szCs w:val="18"/>
+                <w:rtl/>
+              </w:rPr>
+              <w:t xml:space="preserve">CA28</w:t>
+            </w:r>
+          </w:p>
+        </w:tc>
+      </w:tr>
+      <w:tr>
+        <w:trPr>
+          <w:cantSplit/>
+        </w:trPr>
+        <w:tc>
+          <w:tcPr>
+            <w:tcW w:type="dxa" w:w="1370"/>
+            <w:tcBorders>
+              <w:top w:val="single" w:color="BFC9D6" w:sz="4"/>
+              <w:left w:val="single" w:color="BFC9D6" w:sz="4"/>
+              <w:bottom w:val="single" w:color="BFC9D6" w:sz="4"/>
+              <w:right w:val="single" w:color="BFC9D6" w:sz="4"/>
+            </w:tcBorders>
+            <w:tcMar>
+              <w:top w:type="dxa" w:w="50"/>
+              <w:left w:type="dxa" w:w="90"/>
+              <w:bottom w:type="dxa" w:w="50"/>
+              <w:right w:type="dxa" w:w="90"/>
+            </w:tcMar>
+            <w:vAlign w:val="top"/>
+          </w:tcPr>
+          <w:p>
+            <w:pPr>
+              <w:keepNext w:val="false"/>
+              <w:bidi/>
+              <w:spacing w:after="30" w:before="30" w:line="264"/>
+            </w:pPr>
+            <w:r>
+              <w:rPr>
+                <w:rFonts w:ascii="Arial" w:cs="Arial" w:eastAsia="Arial" w:hAnsi="Arial"/>
+                <w:b w:val="false"/>
+                <w:bCs w:val="false"/>
+                <w:sz w:val="18"/>
+                <w:szCs w:val="18"/>
+                <w:rtl/>
+              </w:rPr>
+              <w:t xml:space="preserve">4</w:t>
+            </w:r>
+          </w:p>
+        </w:tc>
+        <w:tc>
+          <w:tcPr>
+            <w:tcW w:type="dxa" w:w="6302"/>
+            <w:tcBorders>
+              <w:top w:val="single" w:color="BFC9D6" w:sz="4"/>
+              <w:left w:val="single" w:color="BFC9D6" w:sz="4"/>
+              <w:bottom w:val="single" w:color="BFC9D6" w:sz="4"/>
+              <w:right w:val="single" w:color="BFC9D6" w:sz="4"/>
+            </w:tcBorders>
+            <w:tcMar>
+              <w:top w:type="dxa" w:w="50"/>
+              <w:left w:type="dxa" w:w="90"/>
+              <w:bottom w:type="dxa" w:w="50"/>
+              <w:right w:type="dxa" w:w="90"/>
+            </w:tcMar>
+            <w:vAlign w:val="top"/>
+          </w:tcPr>
+          <w:p>
+            <w:pPr>
+              <w:keepNext w:val="false"/>
+              <w:bidi/>
+              <w:spacing w:after="30" w:before="30" w:line="264"/>
+            </w:pPr>
+            <w:r>
+              <w:rPr>
+                <w:rFonts w:ascii="Arial" w:cs="Arial" w:eastAsia="Arial" w:hAnsi="Arial"/>
+                <w:b w:val="false"/>
+                <w:bCs w:val="false"/>
+                <w:sz w:val="18"/>
+                <w:szCs w:val="18"/>
+                <w:rtl/>
+              </w:rPr>
+              <w:t xml:space="preserve">المعايرة في الجاهزية (CALIBRATION_OPTIMISTIC وCALIBRATION_STALE)، وطلب تصنيف حين لا تصنيف حديث، وحفظ الميل عند التصديق</w:t>
+            </w:r>
+          </w:p>
+        </w:tc>
+        <w:tc>
+          <w:tcPr>
+            <w:tcW w:type="dxa" w:w="2192"/>
+            <w:tcBorders>
+              <w:top w:val="single" w:color="BFC9D6" w:sz="4"/>
+              <w:left w:val="single" w:color="BFC9D6" w:sz="4"/>
+              <w:bottom w:val="single" w:color="BFC9D6" w:sz="4"/>
+              <w:right w:val="single" w:color="BFC9D6" w:sz="4"/>
+            </w:tcBorders>
+            <w:tcMar>
+              <w:top w:type="dxa" w:w="50"/>
+              <w:left w:type="dxa" w:w="90"/>
+              <w:bottom w:type="dxa" w:w="50"/>
+              <w:right w:type="dxa" w:w="90"/>
+            </w:tcMar>
+            <w:vAlign w:val="top"/>
+          </w:tcPr>
+          <w:p>
+            <w:pPr>
+              <w:keepNext w:val="false"/>
+              <w:bidi/>
+              <w:spacing w:after="30" w:before="30" w:line="264"/>
+            </w:pPr>
+            <w:r>
+              <w:rPr>
+                <w:rFonts w:ascii="Arial" w:cs="Arial" w:eastAsia="Arial" w:hAnsi="Arial"/>
+                <w:b w:val="false"/>
+                <w:bCs w:val="false"/>
+                <w:sz w:val="18"/>
+                <w:szCs w:val="18"/>
+                <w:rtl/>
+              </w:rPr>
+              <w:t xml:space="preserve">CA29</w:t>
+            </w:r>
+          </w:p>
+        </w:tc>
+      </w:tr>
+      <w:tr>
+        <w:trPr>
+          <w:cantSplit/>
+        </w:trPr>
+        <w:tc>
+          <w:tcPr>
+            <w:tcW w:type="dxa" w:w="1370"/>
+            <w:tcBorders>
+              <w:top w:val="single" w:color="BFC9D6" w:sz="4"/>
+              <w:left w:val="single" w:color="BFC9D6" w:sz="4"/>
+              <w:bottom w:val="single" w:color="BFC9D6" w:sz="4"/>
+              <w:right w:val="single" w:color="BFC9D6" w:sz="4"/>
+            </w:tcBorders>
+            <w:shd w:fill="F5F8FC" w:color="auto" w:val="clear"/>
+            <w:tcMar>
+              <w:top w:type="dxa" w:w="50"/>
+              <w:left w:type="dxa" w:w="90"/>
+              <w:bottom w:type="dxa" w:w="50"/>
+              <w:right w:type="dxa" w:w="90"/>
+            </w:tcMar>
+            <w:vAlign w:val="top"/>
+          </w:tcPr>
+          <w:p>
+            <w:pPr>
+              <w:keepNext w:val="false"/>
+              <w:bidi/>
+              <w:spacing w:after="30" w:before="30" w:line="264"/>
+            </w:pPr>
+            <w:r>
+              <w:rPr>
+                <w:rFonts w:ascii="Arial" w:cs="Arial" w:eastAsia="Arial" w:hAnsi="Arial"/>
+                <w:b w:val="false"/>
+                <w:bCs w:val="false"/>
+                <w:sz w:val="18"/>
+                <w:szCs w:val="18"/>
+                <w:rtl/>
+              </w:rPr>
+              <w:t xml:space="preserve">5</w:t>
+            </w:r>
+          </w:p>
+        </w:tc>
+        <w:tc>
+          <w:tcPr>
+            <w:tcW w:type="dxa" w:w="6302"/>
+            <w:tcBorders>
+              <w:top w:val="single" w:color="BFC9D6" w:sz="4"/>
+              <w:left w:val="single" w:color="BFC9D6" w:sz="4"/>
+              <w:bottom w:val="single" w:color="BFC9D6" w:sz="4"/>
+              <w:right w:val="single" w:color="BFC9D6" w:sz="4"/>
+            </w:tcBorders>
+            <w:shd w:fill="F5F8FC" w:color="auto" w:val="clear"/>
+            <w:tcMar>
+              <w:top w:type="dxa" w:w="50"/>
+              <w:left w:type="dxa" w:w="90"/>
+              <w:bottom w:type="dxa" w:w="50"/>
+              <w:right w:type="dxa" w:w="90"/>
+            </w:tcMar>
+            <w:vAlign w:val="top"/>
+          </w:tcPr>
+          <w:p>
+            <w:pPr>
+              <w:keepNext w:val="false"/>
+              <w:bidi/>
+              <w:spacing w:after="30" w:before="30" w:line="264"/>
+            </w:pPr>
+            <w:r>
+              <w:rPr>
+                <w:rFonts w:ascii="Arial" w:cs="Arial" w:eastAsia="Arial" w:hAnsi="Arial"/>
+                <w:b w:val="false"/>
+                <w:bCs w:val="false"/>
+                <w:sz w:val="18"/>
+                <w:szCs w:val="18"/>
+                <w:rtl/>
+              </w:rPr>
+              <w:t xml:space="preserve">الإنذار الأحمر يصل حاملي صلاحية التصديق</w:t>
+            </w:r>
+          </w:p>
+        </w:tc>
+        <w:tc>
+          <w:tcPr>
+            <w:tcW w:type="dxa" w:w="2192"/>
+            <w:tcBorders>
+              <w:top w:val="single" w:color="BFC9D6" w:sz="4"/>
+              <w:left w:val="single" w:color="BFC9D6" w:sz="4"/>
+              <w:bottom w:val="single" w:color="BFC9D6" w:sz="4"/>
+              <w:right w:val="single" w:color="BFC9D6" w:sz="4"/>
+            </w:tcBorders>
+            <w:shd w:fill="F5F8FC" w:color="auto" w:val="clear"/>
+            <w:tcMar>
+              <w:top w:type="dxa" w:w="50"/>
+              <w:left w:type="dxa" w:w="90"/>
+              <w:bottom w:type="dxa" w:w="50"/>
+              <w:right w:type="dxa" w:w="90"/>
+            </w:tcMar>
+            <w:vAlign w:val="top"/>
+          </w:tcPr>
+          <w:p>
+            <w:pPr>
+              <w:keepNext w:val="false"/>
+              <w:bidi/>
+              <w:spacing w:after="30" w:before="30" w:line="264"/>
+            </w:pPr>
+            <w:r>
+              <w:rPr>
+                <w:rFonts w:ascii="Arial" w:cs="Arial" w:eastAsia="Arial" w:hAnsi="Arial"/>
+                <w:b w:val="false"/>
+                <w:bCs w:val="false"/>
+                <w:sz w:val="18"/>
+                <w:szCs w:val="18"/>
+                <w:rtl/>
+              </w:rPr>
+              <w:t xml:space="preserve">CA24</w:t>
+            </w:r>
+          </w:p>
+        </w:tc>
+      </w:tr>
+      <w:tr>
+        <w:trPr>
+          <w:cantSplit/>
+        </w:trPr>
+        <w:tc>
+          <w:tcPr>
+            <w:tcW w:type="dxa" w:w="1370"/>
+            <w:tcBorders>
+              <w:top w:val="single" w:color="BFC9D6" w:sz="4"/>
+              <w:left w:val="single" w:color="BFC9D6" w:sz="4"/>
+              <w:bottom w:val="single" w:color="BFC9D6" w:sz="4"/>
+              <w:right w:val="single" w:color="BFC9D6" w:sz="4"/>
+            </w:tcBorders>
+            <w:tcMar>
+              <w:top w:type="dxa" w:w="50"/>
+              <w:left w:type="dxa" w:w="90"/>
+              <w:bottom w:type="dxa" w:w="50"/>
+              <w:right w:type="dxa" w:w="90"/>
+            </w:tcMar>
+            <w:vAlign w:val="top"/>
+          </w:tcPr>
+          <w:p>
+            <w:pPr>
+              <w:keepNext w:val="false"/>
+              <w:bidi/>
+              <w:spacing w:after="30" w:before="30" w:line="264"/>
+            </w:pPr>
+            <w:r>
+              <w:rPr>
+                <w:rFonts w:ascii="Arial" w:cs="Arial" w:eastAsia="Arial" w:hAnsi="Arial"/>
+                <w:b w:val="false"/>
+                <w:bCs w:val="false"/>
+                <w:sz w:val="18"/>
+                <w:szCs w:val="18"/>
+                <w:rtl/>
+              </w:rPr>
+              <w:t xml:space="preserve">D1</w:t>
+            </w:r>
+          </w:p>
+        </w:tc>
+        <w:tc>
+          <w:tcPr>
+            <w:tcW w:type="dxa" w:w="6302"/>
+            <w:tcBorders>
+              <w:top w:val="single" w:color="BFC9D6" w:sz="4"/>
+              <w:left w:val="single" w:color="BFC9D6" w:sz="4"/>
+              <w:bottom w:val="single" w:color="BFC9D6" w:sz="4"/>
+              <w:right w:val="single" w:color="BFC9D6" w:sz="4"/>
+            </w:tcBorders>
+            <w:tcMar>
+              <w:top w:type="dxa" w:w="50"/>
+              <w:left w:type="dxa" w:w="90"/>
+              <w:bottom w:type="dxa" w:w="50"/>
+              <w:right w:type="dxa" w:w="90"/>
+            </w:tcMar>
+            <w:vAlign w:val="top"/>
+          </w:tcPr>
+          <w:p>
+            <w:pPr>
+              <w:keepNext w:val="false"/>
+              <w:bidi/>
+              <w:spacing w:after="30" w:before="30" w:line="264"/>
+            </w:pPr>
+            <w:r>
+              <w:rPr>
+                <w:rFonts w:ascii="Arial" w:cs="Arial" w:eastAsia="Arial" w:hAnsi="Arial"/>
+                <w:b w:val="false"/>
+                <w:bCs w:val="false"/>
+                <w:sz w:val="18"/>
+                <w:szCs w:val="18"/>
+                <w:rtl/>
+              </w:rPr>
+              <w:t xml:space="preserve">دور النظام RK مسؤول المخاطر في مصفوفة أدوار المواصفة 12 وفي CORE.ROLES</w:t>
+            </w:r>
+          </w:p>
+        </w:tc>
+        <w:tc>
+          <w:tcPr>
+            <w:tcW w:type="dxa" w:w="2192"/>
+            <w:tcBorders>
+              <w:top w:val="single" w:color="BFC9D6" w:sz="4"/>
+              <w:left w:val="single" w:color="BFC9D6" w:sz="4"/>
+              <w:bottom w:val="single" w:color="BFC9D6" w:sz="4"/>
+              <w:right w:val="single" w:color="BFC9D6" w:sz="4"/>
+            </w:tcBorders>
+            <w:tcMar>
+              <w:top w:type="dxa" w:w="50"/>
+              <w:left w:type="dxa" w:w="90"/>
+              <w:bottom w:type="dxa" w:w="50"/>
+              <w:right w:type="dxa" w:w="90"/>
+            </w:tcMar>
+            <w:vAlign w:val="top"/>
+          </w:tcPr>
+          <w:p>
+            <w:pPr>
+              <w:keepNext w:val="false"/>
+              <w:bidi/>
+              <w:spacing w:after="30" w:before="30" w:line="264"/>
+            </w:pPr>
+            <w:r>
+              <w:rPr>
+                <w:rFonts w:ascii="Arial" w:cs="Arial" w:eastAsia="Arial" w:hAnsi="Arial"/>
+                <w:b w:val="false"/>
+                <w:bCs w:val="false"/>
+                <w:sz w:val="18"/>
+                <w:szCs w:val="18"/>
+                <w:rtl/>
+              </w:rPr>
+              <w:t xml:space="preserve">—</w:t>
+            </w:r>
+          </w:p>
+        </w:tc>
+      </w:tr>
+      <w:tr>
+        <w:trPr>
+          <w:cantSplit/>
+        </w:trPr>
+        <w:tc>
+          <w:tcPr>
+            <w:tcW w:type="dxa" w:w="1370"/>
+            <w:tcBorders>
+              <w:top w:val="single" w:color="BFC9D6" w:sz="4"/>
+              <w:left w:val="single" w:color="BFC9D6" w:sz="4"/>
+              <w:bottom w:val="single" w:color="BFC9D6" w:sz="4"/>
+              <w:right w:val="single" w:color="BFC9D6" w:sz="4"/>
+            </w:tcBorders>
+            <w:shd w:fill="F5F8FC" w:color="auto" w:val="clear"/>
+            <w:tcMar>
+              <w:top w:type="dxa" w:w="50"/>
+              <w:left w:type="dxa" w:w="90"/>
+              <w:bottom w:type="dxa" w:w="50"/>
+              <w:right w:type="dxa" w:w="90"/>
+            </w:tcMar>
+            <w:vAlign w:val="top"/>
+          </w:tcPr>
+          <w:p>
+            <w:pPr>
+              <w:keepNext w:val="false"/>
+              <w:bidi/>
+              <w:spacing w:after="30" w:before="30" w:line="264"/>
+            </w:pPr>
+            <w:r>
+              <w:rPr>
+                <w:rFonts w:ascii="Arial" w:cs="Arial" w:eastAsia="Arial" w:hAnsi="Arial"/>
+                <w:b w:val="false"/>
+                <w:bCs w:val="false"/>
+                <w:sz w:val="18"/>
+                <w:szCs w:val="18"/>
+                <w:rtl/>
+              </w:rPr>
+              <w:t xml:space="preserve">D4</w:t>
+            </w:r>
+          </w:p>
+        </w:tc>
+        <w:tc>
+          <w:tcPr>
+            <w:tcW w:type="dxa" w:w="6302"/>
+            <w:tcBorders>
+              <w:top w:val="single" w:color="BFC9D6" w:sz="4"/>
+              <w:left w:val="single" w:color="BFC9D6" w:sz="4"/>
+              <w:bottom w:val="single" w:color="BFC9D6" w:sz="4"/>
+              <w:right w:val="single" w:color="BFC9D6" w:sz="4"/>
+            </w:tcBorders>
+            <w:shd w:fill="F5F8FC" w:color="auto" w:val="clear"/>
+            <w:tcMar>
+              <w:top w:type="dxa" w:w="50"/>
+              <w:left w:type="dxa" w:w="90"/>
+              <w:bottom w:type="dxa" w:w="50"/>
+              <w:right w:type="dxa" w:w="90"/>
+            </w:tcMar>
+            <w:vAlign w:val="top"/>
+          </w:tcPr>
+          <w:p>
+            <w:pPr>
+              <w:keepNext w:val="false"/>
+              <w:bidi/>
+              <w:spacing w:after="30" w:before="30" w:line="264"/>
+            </w:pPr>
+            <w:r>
+              <w:rPr>
+                <w:rFonts w:ascii="Arial" w:cs="Arial" w:eastAsia="Arial" w:hAnsi="Arial"/>
+                <w:b w:val="false"/>
+                <w:bCs w:val="false"/>
+                <w:sz w:val="18"/>
+                <w:szCs w:val="18"/>
+                <w:rtl/>
+              </w:rPr>
+              <w:t xml:space="preserve">نسب خسارة لكل شريحة عمر، وفحص المخصص المتوقع مقابل المسجَّل، وحزمة FIN.PROVISION بنسب افتراضية تعتمدها الخزينة</w:t>
+            </w:r>
+          </w:p>
+        </w:tc>
+        <w:tc>
+          <w:tcPr>
+            <w:tcW w:type="dxa" w:w="2192"/>
+            <w:tcBorders>
+              <w:top w:val="single" w:color="BFC9D6" w:sz="4"/>
+              <w:left w:val="single" w:color="BFC9D6" w:sz="4"/>
+              <w:bottom w:val="single" w:color="BFC9D6" w:sz="4"/>
+              <w:right w:val="single" w:color="BFC9D6" w:sz="4"/>
+            </w:tcBorders>
+            <w:shd w:fill="F5F8FC" w:color="auto" w:val="clear"/>
+            <w:tcMar>
+              <w:top w:type="dxa" w:w="50"/>
+              <w:left w:type="dxa" w:w="90"/>
+              <w:bottom w:type="dxa" w:w="50"/>
+              <w:right w:type="dxa" w:w="90"/>
+            </w:tcMar>
+            <w:vAlign w:val="top"/>
+          </w:tcPr>
+          <w:p>
+            <w:pPr>
+              <w:keepNext w:val="false"/>
+              <w:bidi/>
+              <w:spacing w:after="30" w:before="30" w:line="264"/>
+            </w:pPr>
+            <w:r>
+              <w:rPr>
+                <w:rFonts w:ascii="Arial" w:cs="Arial" w:eastAsia="Arial" w:hAnsi="Arial"/>
+                <w:b w:val="false"/>
+                <w:bCs w:val="false"/>
+                <w:sz w:val="18"/>
+                <w:szCs w:val="18"/>
+                <w:rtl/>
+              </w:rPr>
+              <w:t xml:space="preserve">CA30</w:t>
+            </w:r>
+          </w:p>
+        </w:tc>
+      </w:tr>
+      <w:tr>
+        <w:trPr>
+          <w:cantSplit/>
+        </w:trPr>
+        <w:tc>
+          <w:tcPr>
+            <w:tcW w:type="dxa" w:w="1370"/>
+            <w:tcBorders>
+              <w:top w:val="single" w:color="BFC9D6" w:sz="4"/>
+              <w:left w:val="single" w:color="BFC9D6" w:sz="4"/>
+              <w:bottom w:val="single" w:color="BFC9D6" w:sz="4"/>
+              <w:right w:val="single" w:color="BFC9D6" w:sz="4"/>
+            </w:tcBorders>
+            <w:tcMar>
+              <w:top w:type="dxa" w:w="50"/>
+              <w:left w:type="dxa" w:w="90"/>
+              <w:bottom w:type="dxa" w:w="50"/>
+              <w:right w:type="dxa" w:w="90"/>
+            </w:tcMar>
+            <w:vAlign w:val="top"/>
+          </w:tcPr>
+          <w:p>
+            <w:pPr>
+              <w:keepNext w:val="false"/>
+              <w:bidi/>
+              <w:spacing w:after="30" w:before="30" w:line="264"/>
+            </w:pPr>
+            <w:r>
+              <w:rPr>
+                <w:rFonts w:ascii="Arial" w:cs="Arial" w:eastAsia="Arial" w:hAnsi="Arial"/>
+                <w:b w:val="false"/>
+                <w:bCs w:val="false"/>
+                <w:sz w:val="18"/>
+                <w:szCs w:val="18"/>
+                <w:rtl/>
+              </w:rPr>
+              <w:t xml:space="preserve">D5</w:t>
+            </w:r>
+          </w:p>
+        </w:tc>
+        <w:tc>
+          <w:tcPr>
+            <w:tcW w:type="dxa" w:w="6302"/>
+            <w:tcBorders>
+              <w:top w:val="single" w:color="BFC9D6" w:sz="4"/>
+              <w:left w:val="single" w:color="BFC9D6" w:sz="4"/>
+              <w:bottom w:val="single" w:color="BFC9D6" w:sz="4"/>
+              <w:right w:val="single" w:color="BFC9D6" w:sz="4"/>
+            </w:tcBorders>
+            <w:tcMar>
+              <w:top w:type="dxa" w:w="50"/>
+              <w:left w:type="dxa" w:w="90"/>
+              <w:bottom w:type="dxa" w:w="50"/>
+              <w:right w:type="dxa" w:w="90"/>
+            </w:tcMar>
+            <w:vAlign w:val="top"/>
+          </w:tcPr>
+          <w:p>
+            <w:pPr>
+              <w:keepNext w:val="false"/>
+              <w:bidi/>
+              <w:spacing w:after="30" w:before="30" w:line="264"/>
+            </w:pPr>
+            <w:r>
+              <w:rPr>
+                <w:rFonts w:ascii="Arial" w:cs="Arial" w:eastAsia="Arial" w:hAnsi="Arial"/>
+                <w:b w:val="false"/>
+                <w:bCs w:val="false"/>
+                <w:sz w:val="18"/>
+                <w:szCs w:val="18"/>
+                <w:rtl/>
+              </w:rPr>
+              <w:t xml:space="preserve">نصوص NTF.BASE معتمدة افتراضًا، والخزينة جهة تعديلها</w:t>
+            </w:r>
+          </w:p>
+        </w:tc>
+        <w:tc>
+          <w:tcPr>
+            <w:tcW w:type="dxa" w:w="2192"/>
+            <w:tcBorders>
+              <w:top w:val="single" w:color="BFC9D6" w:sz="4"/>
+              <w:left w:val="single" w:color="BFC9D6" w:sz="4"/>
+              <w:bottom w:val="single" w:color="BFC9D6" w:sz="4"/>
+              <w:right w:val="single" w:color="BFC9D6" w:sz="4"/>
+            </w:tcBorders>
+            <w:tcMar>
+              <w:top w:type="dxa" w:w="50"/>
+              <w:left w:type="dxa" w:w="90"/>
+              <w:bottom w:type="dxa" w:w="50"/>
+              <w:right w:type="dxa" w:w="90"/>
+            </w:tcMar>
+            <w:vAlign w:val="top"/>
+          </w:tcPr>
+          <w:p>
+            <w:pPr>
+              <w:keepNext w:val="false"/>
+              <w:bidi/>
+              <w:spacing w:after="30" w:before="30" w:line="264"/>
+            </w:pPr>
+            <w:r>
+              <w:rPr>
+                <w:rFonts w:ascii="Arial" w:cs="Arial" w:eastAsia="Arial" w:hAnsi="Arial"/>
+                <w:b w:val="false"/>
+                <w:bCs w:val="false"/>
+                <w:sz w:val="18"/>
+                <w:szCs w:val="18"/>
+                <w:rtl/>
+              </w:rPr>
+              <w:t xml:space="preserve">—</w:t>
+            </w:r>
+          </w:p>
+        </w:tc>
+      </w:tr>
+    </w:tbl>
+    <w:p>
+      <w:pPr>
+        <w:bidi/>
+        <w:spacing w:after="120" w:before="0"/>
+      </w:pPr>
+    </w:p>
+    <w:p>
+      <w:pPr>
+        <w:bidi/>
+        <w:spacing w:after="110" w:before="0" w:line="312"/>
+      </w:pPr>
+      <w:r>
+        <w:rPr>
+          <w:rFonts w:ascii="Arial" w:cs="Arial" w:eastAsia="Arial" w:hAnsi="Arial"/>
+          <w:b w:val="false"/>
+          <w:bCs w:val="false"/>
+          <w:sz w:val="21"/>
+          <w:szCs w:val="21"/>
+          <w:rtl/>
+        </w:rPr>
+        <w:t xml:space="preserve">ولم يُبنَ البند 2 (إقفال الفترة اختياريًا) ولا البند 6 بصيغته الاختيارية؛ فالبند 6 صار D4.</w:t>
       </w:r>
     </w:p>
     <w:sectPr>

--- a/treasury-platform/docs/38-REVIEW-V4-STUDY.docx
+++ b/treasury-platform/docs/38-REVIEW-V4-STUDY.docx
@@ -9493,7 +9493,72 @@
           <w:szCs w:val="21"/>
           <w:rtl/>
         </w:rPr>
-        <w:t xml:space="preserve">ولم يُبنَ البند 2 (إقفال الفترة اختياريًا) ولا البند 6 بصيغته الاختيارية؛ فالبند 6 صار D4.</w:t>
+        <w:t xml:space="preserve">والبند 6 صار القرار D4.</w:t>
+      </w:r>
+    </w:p>
+    <w:p>
+      <w:pPr>
+        <w:bidi/>
+        <w:spacing w:after="110" w:before="0" w:line="312"/>
+      </w:pPr>
+      <w:r>
+        <w:rPr>
+          <w:rFonts w:ascii="Arial" w:cs="Arial" w:eastAsia="Arial" w:hAnsi="Arial"/>
+          <w:b w:val="false"/>
+          <w:bCs w:val="false"/>
+          <w:sz w:val="21"/>
+          <w:szCs w:val="21"/>
+          <w:rtl/>
+        </w:rPr>
+        <w:t xml:space="preserve">ثم بُني البند 2 (إقفال الفترات اختياريًا) بطلب المالك: </w:t>
+      </w:r>
+      <w:r>
+        <w:rPr>
+          <w:rFonts w:ascii="Courier New" w:cs="Courier New" w:eastAsia="Courier New" w:hAnsi="Courier New"/>
+          <w:b w:val="false"/>
+          <w:bCs w:val="false"/>
+          <w:color w:val="1F2937"/>
+          <w:sz w:val="18"/>
+          <w:szCs w:val="18"/>
+          <w:shd w:fill="F1F3F5" w:color="auto" w:val="clear"/>
+          <w:rtl/>
+        </w:rPr>
+        <w:t xml:space="preserve">‎fin.ReportingPeriodLock‎</w:t>
+      </w:r>
+      <w:r>
+        <w:rPr>
+          <w:rFonts w:ascii="Arial" w:cs="Arial" w:eastAsia="Arial" w:hAnsi="Arial"/>
+          <w:b w:val="false"/>
+          <w:bCs w:val="false"/>
+          <w:sz w:val="21"/>
+          <w:szCs w:val="21"/>
+          <w:rtl/>
+        </w:rPr>
+        <w:t xml:space="preserve"> وإجراءا الإقفال وإعادة الفتح والقوادح والصلاحية </w:t>
+      </w:r>
+      <w:r>
+        <w:rPr>
+          <w:rFonts w:ascii="Courier New" w:cs="Courier New" w:eastAsia="Courier New" w:hAnsi="Courier New"/>
+          <w:b w:val="false"/>
+          <w:bCs w:val="false"/>
+          <w:color w:val="1F2937"/>
+          <w:sz w:val="18"/>
+          <w:szCs w:val="18"/>
+          <w:shd w:fill="F1F3F5" w:color="auto" w:val="clear"/>
+          <w:rtl/>
+        </w:rPr>
+        <w:t xml:space="preserve">‎fin.period.lock‎</w:t>
+      </w:r>
+      <w:r>
+        <w:rPr>
+          <w:rFonts w:ascii="Arial" w:cs="Arial" w:eastAsia="Arial" w:hAnsi="Arial"/>
+          <w:b w:val="false"/>
+          <w:bCs w:val="false"/>
+          <w:sz w:val="21"/>
+          <w:szCs w:val="21"/>
+          <w:rtl/>
+        </w:rPr>
+        <w:t xml:space="preserve"> (ADR 0031، الاختبار CA31).</w:t>
       </w:r>
     </w:p>
     <w:sectPr>

--- a/treasury-platform/docs/38-REVIEW-V4-STUDY.docx
+++ b/treasury-platform/docs/38-REVIEW-V4-STUDY.docx
@@ -9238,7 +9238,7 @@
                 <w:szCs w:val="18"/>
                 <w:rtl/>
               </w:rPr>
-              <w:t xml:space="preserve">—</w:t>
+              <w:t xml:space="preserve">CR1، CR3، CR4</w:t>
             </w:r>
           </w:p>
         </w:tc>
@@ -9560,6 +9560,128 @@
         </w:rPr>
         <w:t xml:space="preserve"> (ADR 0031، الاختبار CA31).</w:t>
       </w:r>
+    </w:p>
+    <w:p>
+      <w:pPr>
+        <w:bidi/>
+        <w:spacing w:after="110" w:before="0" w:line="312"/>
+      </w:pPr>
+      <w:r>
+        <w:rPr>
+          <w:rFonts w:ascii="Arial" w:cs="Arial" w:eastAsia="Arial" w:hAnsi="Arial"/>
+          <w:b w:val="false"/>
+          <w:bCs w:val="false"/>
+          <w:sz w:val="21"/>
+          <w:szCs w:val="21"/>
+          <w:rtl/>
+        </w:rPr>
+        <w:t xml:space="preserve">ثم وسّعت المراجعة الداخلية في 2026-10-21 ضوابط هذا القسم (ADR 0037، الاختبارات FC1 إلى FC14):</w:t>
+      </w:r>
+    </w:p>
+    <w:p>
+      <w:pPr>
+        <w:pStyle w:val="ListParagraph"/>
+        <w:numPr>
+          <w:ilvl w:val="0"/>
+          <w:numId w:val="2"/>
+        </w:numPr>
+        <w:bidi/>
+        <w:spacing w:after="70" w:before="0" w:line="300"/>
+      </w:pPr>
+      <w:r>
+        <w:rPr>
+          <w:rFonts w:ascii="Arial" w:cs="Arial" w:eastAsia="Arial" w:hAnsi="Arial"/>
+          <w:b/>
+          <w:bCs/>
+          <w:sz w:val="21"/>
+          <w:szCs w:val="21"/>
+          <w:rtl/>
+        </w:rPr>
+        <w:t xml:space="preserve">المُعِدّ والمعتمِد هو المستخدم المربوط بالجلسة:</w:t>
+      </w:r>
+      <w:r>
+        <w:rPr>
+          <w:rFonts w:ascii="Arial" w:cs="Arial" w:eastAsia="Arial" w:hAnsi="Arial"/>
+          <w:b w:val="false"/>
+          <w:bCs w:val="false"/>
+          <w:sz w:val="21"/>
+          <w:szCs w:val="21"/>
+          <w:rtl/>
+        </w:rPr>
+        <w:t xml:space="preserve"> في القوائم والتقييمات ومدخلاتها ونسخ العرض وتقديرات الإيراد والأرقام الشهرية ونسب الخسارة، ويحمل كل منهما صلاحية فعله. ولا يُدرج سجل معتمدًا مباشرة. وبعد إعادة فتح رقم شهري يُختم تعديله باسم من عدّله، ولا يؤكده من أعاد فتحه.</w:t>
+      </w:r>
+    </w:p>
+    <w:p>
+      <w:pPr>
+        <w:pStyle w:val="ListParagraph"/>
+        <w:numPr>
+          <w:ilvl w:val="0"/>
+          <w:numId w:val="2"/>
+        </w:numPr>
+        <w:bidi/>
+        <w:spacing w:after="70" w:before="0" w:line="300"/>
+      </w:pPr>
+      <w:r>
+        <w:rPr>
+          <w:rFonts w:ascii="Arial" w:cs="Arial" w:eastAsia="Arial" w:hAnsi="Arial"/>
+          <w:b/>
+          <w:bCs/>
+          <w:sz w:val="21"/>
+          <w:szCs w:val="21"/>
+          <w:rtl/>
+        </w:rPr>
+        <w:t xml:space="preserve">الإقفال يشمل ما يغيّر الفترة بطريق غير مباشر:</w:t>
+      </w:r>
+      <w:r>
+        <w:rPr>
+          <w:rFonts w:ascii="Arial" w:cs="Arial" w:eastAsia="Arial" w:hAnsi="Arial"/>
+          <w:b w:val="false"/>
+          <w:bCs w:val="false"/>
+          <w:sz w:val="21"/>
+          <w:szCs w:val="21"/>
+          <w:rtl/>
+        </w:rPr>
+        <w:t xml:space="preserve"> التقييم الرسمي لقائمة الفترة، وتقديرات الإيراد، وتصنيفات جهات التمويل، وخطوط المنتجات، ونسب الخسارة. ويقفل إقفالُ القابضة قوائمَ وحداتها المشمولة في قائمتها الموحدة المعتمدة. ويبقى التقييم التجريبي والتصديق ممكنين.</w:t>
+      </w:r>
+    </w:p>
+    <w:p>
+      <w:pPr>
+        <w:pStyle w:val="ListParagraph"/>
+        <w:numPr>
+          <w:ilvl w:val="0"/>
+          <w:numId w:val="2"/>
+        </w:numPr>
+        <w:bidi/>
+        <w:spacing w:after="70" w:before="0" w:line="300"/>
+      </w:pPr>
+      <w:r>
+        <w:rPr>
+          <w:rFonts w:ascii="Arial" w:cs="Arial" w:eastAsia="Arial" w:hAnsi="Arial"/>
+          <w:b/>
+          <w:bCs/>
+          <w:sz w:val="21"/>
+          <w:szCs w:val="21"/>
+          <w:rtl/>
+        </w:rPr>
+        <w:t xml:space="preserve">ما بقي مفتوحًا:</w:t>
+      </w:r>
+      <w:r>
+        <w:rPr>
+          <w:rFonts w:ascii="Arial" w:cs="Arial" w:eastAsia="Arial" w:hAnsi="Arial"/>
+          <w:b w:val="false"/>
+          <w:bCs w:val="false"/>
+          <w:sz w:val="21"/>
+          <w:szCs w:val="21"/>
+          <w:rtl/>
+        </w:rPr>
+        <w:t xml:space="preserve"> الإقفال بيد شخص واحد، لأنه يجمّد ولا يفتح. أما إعادة الفتح، وهي التي تفتح، فبيد غيره.</w:t>
+      </w:r>
+    </w:p>
+    <w:p>
+      <w:pPr>
+        <w:bidi/>
+        <w:spacing w:after="60" w:before="0"/>
+      </w:pPr>
     </w:p>
     <w:sectPr>
       <w:headerReference w:type="default" r:id="rId7"/>
@@ -9727,7 +9849,7 @@
         <w:szCs w:val="17"/>
         <w:rtl/>
       </w:rPr>
-      <w:t xml:space="preserve">دراسة المراجعة المعمارية 4.0 · BankFas · 2026-10-20</w:t>
+      <w:t xml:space="preserve">دراسة المراجعة المعمارية 4.0 · BankFas · 2026-10-21</w:t>
     </w:r>
   </w:p>
 </w:hdr>
